--- a/docs/handbuch/ADW-CONTROL-FLOW-HANDOUT.docx
+++ b/docs/handbuch/ADW-CONTROL-FLOW-HANDOUT.docx
@@ -1215,20 +1215,29 @@
             <w:r>
               <w:drawing>
                 <wp:inline>
-                  <wp:extent cx="5753100" cy="7421498"/>
+                  <wp:extent cx="5753100" cy="3835400"/>
                   <wp:effectExtent b="0" l="0" r="0" t="0"/>
-                  <wp:docPr descr="Flowchart of the seven ADW phases with loops and jump-backs" title="" id="28" name="Picture"/>
+                  <wp:docPr descr="" title="" id="28" name="Picture"/>
                   <a:graphic>
                     <a:graphicData uri="http://schemas.openxmlformats.org/drawingml/2006/picture">
                       <pic:pic>
                         <pic:nvPicPr>
-                          <pic:cNvPr descr="diagramm-1.png" id="29" name="Picture"/>
+                          <pic:cNvPr descr="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" id="29" name="Picture"/>
                           <pic:cNvPicPr>
                             <a:picLocks noChangeArrowheads="1" noChangeAspect="1"/>
                           </pic:cNvPicPr>
                         </pic:nvPicPr>
                         <pic:blipFill>
-                          <a:blip r:embed="rId27"/>
+                          <a:blip>
+                            <a:extLst>
+                              <a:ext uri="{28A0092B-C50C-407E-A947-70E740481C1C}">
+                                <a14:useLocalDpi xmlns:a14="http://schemas.microsoft.com/office/drawing/2010/main" val="0"/>
+                              </a:ext>
+                              <a:ext uri="{96DAC541-7B7A-43D3-8B79-37D633B846F1}">
+                                <asvg:svgBlip xmlns:asvg="http://schemas.microsoft.com/office/drawing/2016/SVG/main" r:embed="rId27"/>
+                              </a:ext>
+                            </a:extLst>
+                          </a:blip>
                           <a:stretch>
                             <a:fillRect/>
                           </a:stretch>
@@ -1236,7 +1245,7 @@
                         <pic:spPr bwMode="auto">
                           <a:xfrm>
                             <a:off x="0" y="0"/>
-                            <a:ext cx="5753100" cy="7421498"/>
+                            <a:ext cx="5753100" cy="3835400"/>
                           </a:xfrm>
                           <a:prstGeom prst="rect">
                             <a:avLst/>
@@ -1336,7 +1345,36 @@
         <w:t xml:space="preserve">session resume</w:t>
       </w:r>
       <w:r>
-        <w:t xml:space="preserve">) — it does not have to familiarize itself from scratch each time.</w:t>
+        <w:t xml:space="preserve">) — it does not have to familiarize itself from scratch each time. So the loop is guaranteed to converge, the same</w:t>
+      </w:r>
+      <w:r>
+        <w:t xml:space="preserve"> </w:t>
+      </w:r>
+      <w:r>
+        <w:rPr>
+          <w:b/>
+          <w:bCs/>
+        </w:rPr>
+        <w:t xml:space="preserve">review-loop policy</w:t>
+      </w:r>
+      <w:r>
+        <w:t xml:space="preserve"> </w:t>
+      </w:r>
+      <w:r>
+        <w:t xml:space="preserve">applies everywhere: at most</w:t>
+      </w:r>
+      <w:r>
+        <w:t xml:space="preserve"> </w:t>
+      </w:r>
+      <w:r>
+        <w:rPr>
+          <w:b/>
+          <w:bCs/>
+        </w:rPr>
+        <w:t xml:space="preserve">5 rounds</w:t>
+      </w:r>
+      <w:r>
+        <w:t xml:space="preserve">, with the bar descending per round — round 1 acts on all findings, round 2 only on critical and medium ones (P1+P2), from round 3 only on critical ones (P1); smaller points are recorded as known limitations. In addition, from round 2 on the reviewer receives the previous rounds' findings including the reasoning ("fixed" or "deliberately not adopted, because …"), so it does not keep flagging the same points.</w:t>
       </w:r>
     </w:p>
     <w:tbl>
@@ -1360,20 +1398,29 @@
             <w:r>
               <w:drawing>
                 <wp:inline>
-                  <wp:extent cx="5753100" cy="2129193"/>
+                  <wp:extent cx="5753100" cy="3835400"/>
                   <wp:effectExtent b="0" l="0" r="0" t="0"/>
-                  <wp:docPr descr="Diagram of the review loop: agent creates, Codex checks, findings go back until ok" title="" id="32" name="Picture"/>
+                  <wp:docPr descr="" title="" id="32" name="Picture"/>
                   <a:graphic>
                     <a:graphicData uri="http://schemas.openxmlformats.org/drawingml/2006/picture">
                       <pic:pic>
                         <pic:nvPicPr>
-                          <pic:cNvPr descr="diagramm-2.png" id="33" name="Picture"/>
+                          <pic:cNvPr descr="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" id="33" name="Picture"/>
                           <pic:cNvPicPr>
                             <a:picLocks noChangeArrowheads="1" noChangeAspect="1"/>
                           </pic:cNvPicPr>
                         </pic:nvPicPr>
                         <pic:blipFill>
-                          <a:blip r:embed="rId31"/>
+                          <a:blip>
+                            <a:extLst>
+                              <a:ext uri="{28A0092B-C50C-407E-A947-70E740481C1C}">
+                                <a14:useLocalDpi xmlns:a14="http://schemas.microsoft.com/office/drawing/2010/main" val="0"/>
+                              </a:ext>
+                              <a:ext uri="{96DAC541-7B7A-43D3-8B79-37D633B846F1}">
+                                <asvg:svgBlip xmlns:asvg="http://schemas.microsoft.com/office/drawing/2016/SVG/main" r:embed="rId31"/>
+                              </a:ext>
+                            </a:extLst>
+                          </a:blip>
                           <a:stretch>
                             <a:fillRect/>
                           </a:stretch>
@@ -1381,7 +1428,7 @@
                         <pic:spPr bwMode="auto">
                           <a:xfrm>
                             <a:off x="0" y="0"/>
-                            <a:ext cx="5753100" cy="2129193"/>
+                            <a:ext cx="5753100" cy="3835400"/>
                           </a:xfrm>
                           <a:prstGeom prst="rect">
                             <a:avLst/>
@@ -1408,7 +1455,7 @@
         <w:pStyle w:val="ImageCaption"/>
       </w:pPr>
       <w:r>
-        <w:t xml:space="preserve">Fig. 2 — The basic pattern "create → check → rework", which works identically in phases 1, 2 and 5.</w:t>
+        <w:t xml:space="preserve">Fig. 2 — The basic pattern "create → check → rework", which works identically in phases 1, 2 and 5 — at most 5 rounds, with a per-round descending severity threshold and findings memory from round 2 on.</w:t>
       </w:r>
     </w:p>
     <w:bookmarkEnd w:id="34"/>
@@ -1628,7 +1675,20 @@
         <w:t xml:space="preserve"> </w:t>
       </w:r>
       <w:r>
-        <w:t xml:space="preserve">(review loop, see Fig. 2).</w:t>
+        <w:t xml:space="preserve">— at most</w:t>
+      </w:r>
+      <w:r>
+        <w:t xml:space="preserve"> </w:t>
+      </w:r>
+      <w:r>
+        <w:rPr>
+          <w:b/>
+          <w:bCs/>
+        </w:rPr>
+        <w:t xml:space="preserve">5 rounds</w:t>
+      </w:r>
+      <w:r>
+        <w:t xml:space="preserve">, with the bar descending per round (review loop, see Fig. 2).</w:t>
       </w:r>
     </w:p>
     <w:p>
@@ -1895,7 +1955,7 @@
         <w:t xml:space="preserve">together</w:t>
       </w:r>
       <w:r>
-        <w:t xml:space="preserve">, again in the loop until "ok".</w:t>
+        <w:t xml:space="preserve">, again in the loop until "ok" (same 5-round rule).</w:t>
       </w:r>
     </w:p>
     <w:p>
@@ -2381,20 +2441,29 @@
             <w:r>
               <w:drawing>
                 <wp:inline>
-                  <wp:extent cx="5753100" cy="2339800"/>
+                  <wp:extent cx="5753100" cy="3835400"/>
                   <wp:effectExtent b="0" l="0" r="0" t="0"/>
-                  <wp:docPr descr="Diagram of the lane loop: build agent writes code, gates check, on red back to the same session, at most ten times" title="" id="40" name="Picture"/>
+                  <wp:docPr descr="" title="" id="40" name="Picture"/>
                   <a:graphic>
                     <a:graphicData uri="http://schemas.openxmlformats.org/drawingml/2006/picture">
                       <pic:pic>
                         <pic:nvPicPr>
-                          <pic:cNvPr descr="diagramm-3.png" id="41" name="Picture"/>
+                          <pic:cNvPr descr="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" id="41" name="Picture"/>
                           <pic:cNvPicPr>
                             <a:picLocks noChangeArrowheads="1" noChangeAspect="1"/>
                           </pic:cNvPicPr>
                         </pic:nvPicPr>
                         <pic:blipFill>
-                          <a:blip r:embed="rId39"/>
+                          <a:blip>
+                            <a:extLst>
+                              <a:ext uri="{28A0092B-C50C-407E-A947-70E740481C1C}">
+                                <a14:useLocalDpi xmlns:a14="http://schemas.microsoft.com/office/drawing/2010/main" val="0"/>
+                              </a:ext>
+                              <a:ext uri="{96DAC541-7B7A-43D3-8B79-37D633B846F1}">
+                                <asvg:svgBlip xmlns:asvg="http://schemas.microsoft.com/office/drawing/2016/SVG/main" r:embed="rId39"/>
+                              </a:ext>
+                            </a:extLst>
+                          </a:blip>
                           <a:stretch>
                             <a:fillRect/>
                           </a:stretch>
@@ -2402,7 +2471,7 @@
                         <pic:spPr bwMode="auto">
                           <a:xfrm>
                             <a:off x="0" y="0"/>
-                            <a:ext cx="5753100" cy="2339800"/>
+                            <a:ext cx="5753100" cy="3835400"/>
                           </a:xfrm>
                           <a:prstGeom prst="rect">
                             <a:avLst/>
@@ -2923,7 +2992,48 @@
         <w:t xml:space="preserve">until "ok"</w:t>
       </w:r>
       <w:r>
-        <w:t xml:space="preserve">.</w:t>
+        <w:t xml:space="preserve">, at most</w:t>
+      </w:r>
+      <w:r>
+        <w:t xml:space="preserve"> </w:t>
+      </w:r>
+      <w:r>
+        <w:rPr>
+          <w:b/>
+          <w:bCs/>
+        </w:rPr>
+        <w:t xml:space="preserve">5 rounds</w:t>
+      </w:r>
+      <w:r>
+        <w:t xml:space="preserve">. The bar descends per round: round 1 fixes all defects, round 2 only critical and medium ones (P1+P2), from round 3 only critical ones (P1) — smaller points are recorded as known limitations instead of being polished forever.</w:t>
+      </w:r>
+    </w:p>
+    <w:p>
+      <w:pPr>
+        <w:pStyle w:val="Compact"/>
+        <w:numPr>
+          <w:ilvl w:val="0"/>
+          <w:numId w:val="1008"/>
+        </w:numPr>
+      </w:pPr>
+      <w:r>
+        <w:t xml:space="preserve">So the reviewer does not keep flagging the same things, from round 2 on it receives the</w:t>
+      </w:r>
+      <w:r>
+        <w:t xml:space="preserve"> </w:t>
+      </w:r>
+      <w:r>
+        <w:rPr>
+          <w:b/>
+          <w:bCs/>
+        </w:rPr>
+        <w:t xml:space="preserve">defect list of the previous rounds including the reasoning</w:t>
+      </w:r>
+      <w:r>
+        <w:t xml:space="preserve"> </w:t>
+      </w:r>
+      <w:r>
+        <w:t xml:space="preserve">("fixed" or "deliberately not adopted, because …").</w:t>
       </w:r>
     </w:p>
     <w:p>
@@ -3165,20 +3275,29 @@
             <w:r>
               <w:drawing>
                 <wp:inline>
-                  <wp:extent cx="5753100" cy="2270772"/>
+                  <wp:extent cx="5753100" cy="3835400"/>
                   <wp:effectExtent b="0" l="0" r="0" t="0"/>
-                  <wp:docPr descr="Diagram of the triage in Phase 6: scope_gap becomes a follow-up issue, implementation and trivial go into the fix cycle" title="" id="49" name="Picture"/>
+                  <wp:docPr descr="" title="" id="49" name="Picture"/>
                   <a:graphic>
                     <a:graphicData uri="http://schemas.openxmlformats.org/drawingml/2006/picture">
                       <pic:pic>
                         <pic:nvPicPr>
-                          <pic:cNvPr descr="diagramm-4.png" id="50" name="Picture"/>
+                          <pic:cNvPr descr="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" id="50" name="Picture"/>
                           <pic:cNvPicPr>
                             <a:picLocks noChangeArrowheads="1" noChangeAspect="1"/>
                           </pic:cNvPicPr>
                         </pic:nvPicPr>
                         <pic:blipFill>
-                          <a:blip r:embed="rId48"/>
+                          <a:blip>
+                            <a:extLst>
+                              <a:ext uri="{28A0092B-C50C-407E-A947-70E740481C1C}">
+                                <a14:useLocalDpi xmlns:a14="http://schemas.microsoft.com/office/drawing/2010/main" val="0"/>
+                              </a:ext>
+                              <a:ext uri="{96DAC541-7B7A-43D3-8B79-37D633B846F1}">
+                                <asvg:svgBlip xmlns:asvg="http://schemas.microsoft.com/office/drawing/2016/SVG/main" r:embed="rId48"/>
+                              </a:ext>
+                            </a:extLst>
+                          </a:blip>
                           <a:stretch>
                             <a:fillRect/>
                           </a:stretch>
@@ -3186,7 +3305,7 @@
                         <pic:spPr bwMode="auto">
                           <a:xfrm>
                             <a:off x="0" y="0"/>
-                            <a:ext cx="5753100" cy="2270772"/>
+                            <a:ext cx="5753100" cy="3835400"/>
                           </a:xfrm>
                           <a:prstGeom prst="rect">
                             <a:avLst/>
@@ -3701,7 +3820,7 @@
               <w:jc w:val="left"/>
             </w:pPr>
             <w:r>
-              <w:t xml:space="preserve">Phase 3: max. 10 fix iterations · Phase 4: max. 10 rounds · Phase 6: max. 3 cycles · Phase 7: max. 45 min waiting</w:t>
+              <w:t xml:space="preserve">Phase 3: max. 10 fix iterations · Phase 4: max. 10 rounds · Phase 5: max. 5 review rounds · Phase 6: max. 3 cycles · Phase 7: max. 45 min waiting</w:t>
             </w:r>
           </w:p>
         </w:tc>

--- a/docs/handbuch/ADW-CONTROL-FLOW-HANDOUT.docx
+++ b/docs/handbuch/ADW-CONTROL-FLOW-HANDOUT.docx
@@ -884,7 +884,7 @@
               <w:jc w:val="left"/>
             </w:pPr>
             <w:r>
-              <w:t xml:space="preserve">Architect — writes the blueprint</w:t>
+              <w:t xml:space="preserve">Two architects who draw the blueprint independently</w:t>
             </w:r>
           </w:p>
         </w:tc>
@@ -896,7 +896,45 @@
               <w:jc w:val="left"/>
             </w:pPr>
             <w:r>
-              <w:t xml:space="preserve">Spec agent &amp; Plan agent</w:t>
+              <w:t xml:space="preserve">Spec/Plan agent &amp; Codex as a second author</w:t>
+            </w:r>
+          </w:p>
+        </w:tc>
+        <w:tc>
+          <w:tcPr/>
+          <w:p>
+            <w:pPr>
+              <w:pStyle w:val="Compact"/>
+              <w:jc w:val="left"/>
+            </w:pPr>
+            <w:r>
+              <w:t xml:space="preserve">AI (Opus 4.8 / Codex)</w:t>
+            </w:r>
+          </w:p>
+        </w:tc>
+      </w:tr>
+      <w:tr>
+        <w:tc>
+          <w:tcPr/>
+          <w:p>
+            <w:pPr>
+              <w:pStyle w:val="Compact"/>
+              <w:jc w:val="left"/>
+            </w:pPr>
+            <w:r>
+              <w:t xml:space="preserve">Lead architect — makes one blueprint out of the two drafts</w:t>
+            </w:r>
+          </w:p>
+        </w:tc>
+        <w:tc>
+          <w:tcPr/>
+          <w:p>
+            <w:pPr>
+              <w:pStyle w:val="Compact"/>
+              <w:jc w:val="left"/>
+            </w:pPr>
+            <w:r>
+              <w:t xml:space="preserve">Spec/Plan synthesis</w:t>
             </w:r>
           </w:p>
         </w:tc>
@@ -1518,7 +1556,17 @@
         </w:numPr>
       </w:pPr>
       <w:r>
-        <w:t xml:space="preserve">The</w:t>
+        <w:rPr>
+          <w:b/>
+          <w:bCs/>
+        </w:rPr>
+        <w:t xml:space="preserve">Two drafts at the same time:</w:t>
+      </w:r>
+      <w:r>
+        <w:t xml:space="preserve"> </w:t>
+      </w:r>
+      <w:r>
+        <w:t xml:space="preserve">the</w:t>
       </w:r>
       <w:r>
         <w:t xml:space="preserve"> </w:t>
@@ -1544,22 +1592,10 @@
           <w:b/>
           <w:bCs/>
         </w:rPr>
-        <w:t xml:space="preserve">specification</w:t>
-      </w:r>
-      <w:r>
-        <w:t xml:space="preserve"> </w:t>
-      </w:r>
-      <w:r>
-        <w:t xml:space="preserve">(</w:t>
-      </w:r>
-      <w:r>
-        <w:rPr>
-          <w:rStyle w:val="VerbatimChar"/>
-        </w:rPr>
-        <w:t xml:space="preserve">.adw/spec.md</w:t>
-      </w:r>
-      <w:r>
-        <w:t xml:space="preserve">): the goal, what is in scope, what is explicitly</w:t>
+        <w:t xml:space="preserve">draft specification</w:t>
+      </w:r>
+      <w:r>
+        <w:t xml:space="preserve">: the goal, what is in scope, what is explicitly</w:t>
       </w:r>
       <w:r>
         <w:t xml:space="preserve"> </w:t>
@@ -1575,23 +1611,32 @@
         <w:t xml:space="preserve"> </w:t>
       </w:r>
       <w:r>
-        <w:t xml:space="preserve">in scope, and how you can tell it is done ("acceptance criteria", "definition of done"). It may</w:t>
-      </w:r>
-      <w:r>
-        <w:t xml:space="preserve"> </w:t>
-      </w:r>
-      <w:r>
-        <w:rPr>
-          <w:b/>
-          <w:bCs/>
-        </w:rPr>
-        <w:t xml:space="preserve">only read and write this one file</w:t>
-      </w:r>
-      <w:r>
-        <w:t xml:space="preserve"> </w:t>
-      </w:r>
-      <w:r>
-        <w:t xml:space="preserve">— it is not allowed to build anything.</w:t>
+        <w:t xml:space="preserve">in scope, and how you can tell it is done ("acceptance criteria", "definition of done").</w:t>
+      </w:r>
+      <w:r>
+        <w:t xml:space="preserve"> </w:t>
+      </w:r>
+      <w:r>
+        <w:rPr>
+          <w:b/>
+          <w:bCs/>
+        </w:rPr>
+        <w:t xml:space="preserve">In parallel, Codex writes its own draft</w:t>
+      </w:r>
+      <w:r>
+        <w:t xml:space="preserve"> </w:t>
+      </w:r>
+      <w:r>
+        <w:t xml:space="preserve">of the same specification — from the same issue, but without seeing the other draft. Both drafts are stored side by side in the run folder (</w:t>
+      </w:r>
+      <w:r>
+        <w:rPr>
+          <w:rStyle w:val="VerbatimChar"/>
+        </w:rPr>
+        <w:t xml:space="preserve">.adw/runs/&lt;run_id&gt;/drafts/</w:t>
+      </w:r>
+      <w:r>
+        <w:t xml:space="preserve">). Neither author is allowed to build anything.</w:t>
       </w:r>
     </w:p>
     <w:p>
@@ -1613,13 +1658,95 @@
           <w:b/>
           <w:bCs/>
         </w:rPr>
-        <w:t xml:space="preserve">Codex reviewer</w:t>
-      </w:r>
-      <w:r>
-        <w:t xml:space="preserve"> </w:t>
-      </w:r>
-      <w:r>
-        <w:t xml:space="preserve">(a second, independent AI) checks the specification.</w:t>
+        <w:t xml:space="preserve">synthesis</w:t>
+      </w:r>
+      <w:r>
+        <w:t xml:space="preserve"> </w:t>
+      </w:r>
+      <w:r>
+        <w:t xml:space="preserve">(AI) reads the issue and</w:t>
+      </w:r>
+      <w:r>
+        <w:t xml:space="preserve"> </w:t>
+      </w:r>
+      <w:r>
+        <w:rPr>
+          <w:i/>
+          <w:iCs/>
+        </w:rPr>
+        <w:t xml:space="preserve">both</w:t>
+      </w:r>
+      <w:r>
+        <w:t xml:space="preserve"> </w:t>
+      </w:r>
+      <w:r>
+        <w:t xml:space="preserve">drafts and makes</w:t>
+      </w:r>
+      <w:r>
+        <w:t xml:space="preserve"> </w:t>
+      </w:r>
+      <w:r>
+        <w:rPr>
+          <w:b/>
+          <w:bCs/>
+        </w:rPr>
+        <w:t xml:space="preserve">one</w:t>
+      </w:r>
+      <w:r>
+        <w:t xml:space="preserve"> </w:t>
+      </w:r>
+      <w:r>
+        <w:t xml:space="preserve">specification out of them (</w:t>
+      </w:r>
+      <w:r>
+        <w:rPr>
+          <w:rStyle w:val="VerbatimChar"/>
+        </w:rPr>
+        <w:t xml:space="preserve">.adw/spec.md</w:t>
+      </w:r>
+      <w:r>
+        <w:t xml:space="preserve">): per section the better formulation wins, and a point that only one draft saw is kept if it holds up against the issue — deliberately</w:t>
+      </w:r>
+      <w:r>
+        <w:t xml:space="preserve"> </w:t>
+      </w:r>
+      <w:r>
+        <w:rPr>
+          <w:b/>
+          <w:bCs/>
+        </w:rPr>
+        <w:t xml:space="preserve">not</w:t>
+      </w:r>
+      <w:r>
+        <w:t xml:space="preserve"> </w:t>
+      </w:r>
+      <w:r>
+        <w:t xml:space="preserve">a merge of everything. In addition it writes a short</w:t>
+      </w:r>
+      <w:r>
+        <w:t xml:space="preserve"> </w:t>
+      </w:r>
+      <w:r>
+        <w:rPr>
+          <w:b/>
+          <w:bCs/>
+        </w:rPr>
+        <w:t xml:space="preserve">summary</w:t>
+      </w:r>
+      <w:r>
+        <w:t xml:space="preserve"> </w:t>
+      </w:r>
+      <w:r>
+        <w:t xml:space="preserve">(</w:t>
+      </w:r>
+      <w:r>
+        <w:rPr>
+          <w:rStyle w:val="VerbatimChar"/>
+        </w:rPr>
+        <w:t xml:space="preserve">.adw/spec-summary.md</w:t>
+      </w:r>
+      <w:r>
+        <w:t xml:space="preserve">): what and why, key decisions, what was deliberately left out, which draft contributed what, and what is still open — that is what you read at the approval stop.</w:t>
       </w:r>
     </w:p>
     <w:p>
@@ -1631,23 +1758,23 @@
         </w:numPr>
       </w:pPr>
       <w:r>
-        <w:t xml:space="preserve">If it finds defects, they go</w:t>
-      </w:r>
-      <w:r>
-        <w:t xml:space="preserve"> </w:t>
-      </w:r>
-      <w:r>
-        <w:rPr>
-          <w:b/>
-          <w:bCs/>
-        </w:rPr>
-        <w:t xml:space="preserve">back to the same Spec agent</w:t>
-      </w:r>
-      <w:r>
-        <w:t xml:space="preserve"> </w:t>
-      </w:r>
-      <w:r>
-        <w:t xml:space="preserve">— which keeps its memory from the first round (session resume) and reworks.</w:t>
+        <w:t xml:space="preserve">The</w:t>
+      </w:r>
+      <w:r>
+        <w:t xml:space="preserve"> </w:t>
+      </w:r>
+      <w:r>
+        <w:rPr>
+          <w:b/>
+          <w:bCs/>
+        </w:rPr>
+        <w:t xml:space="preserve">Codex reviewer</w:t>
+      </w:r>
+      <w:r>
+        <w:t xml:space="preserve"> </w:t>
+      </w:r>
+      <w:r>
+        <w:t xml:space="preserve">(now in its reviewer role) checks the finished specification.</w:t>
       </w:r>
     </w:p>
     <w:p>
@@ -1659,6 +1786,34 @@
         </w:numPr>
       </w:pPr>
       <w:r>
+        <w:t xml:space="preserve">If it finds defects, they go</w:t>
+      </w:r>
+      <w:r>
+        <w:t xml:space="preserve"> </w:t>
+      </w:r>
+      <w:r>
+        <w:rPr>
+          <w:b/>
+          <w:bCs/>
+        </w:rPr>
+        <w:t xml:space="preserve">back to the same synthesis agent</w:t>
+      </w:r>
+      <w:r>
+        <w:t xml:space="preserve"> </w:t>
+      </w:r>
+      <w:r>
+        <w:t xml:space="preserve">— which keeps its memory from the first round (session resume) and reworks.</w:t>
+      </w:r>
+    </w:p>
+    <w:p>
+      <w:pPr>
+        <w:pStyle w:val="Compact"/>
+        <w:numPr>
+          <w:ilvl w:val="0"/>
+          <w:numId w:val="1004"/>
+        </w:numPr>
+      </w:pPr>
+      <w:r>
         <w:t xml:space="preserve">This repeats until the reviewer says</w:t>
       </w:r>
       <w:r>
@@ -1696,6 +1851,36 @@
         <w:pStyle w:val="FirstParagraph"/>
       </w:pPr>
       <w:r>
+        <w:t xml:space="preserve">If Codex fails as an author</w:t>
+      </w:r>
+      <w:r>
+        <w:t xml:space="preserve"> </w:t>
+      </w:r>
+      <w:r>
+        <w:t xml:space="preserve">Nothing breaks: a note is recorded and the synthesis works from the Claude draft alone — and says so in the summary. Only the</w:t>
+      </w:r>
+      <w:r>
+        <w:t xml:space="preserve"> </w:t>
+      </w:r>
+      <w:r>
+        <w:rPr>
+          <w:i/>
+          <w:iCs/>
+        </w:rPr>
+        <w:t xml:space="preserve">missing Claude draft</w:t>
+      </w:r>
+      <w:r>
+        <w:t xml:space="preserve"> </w:t>
+      </w:r>
+      <w:r>
+        <w:t xml:space="preserve">aborts the run: without any draft there is nothing to synthesize.</w:t>
+      </w:r>
+    </w:p>
+    <w:p>
+      <w:pPr>
+        <w:pStyle w:val="BodyText"/>
+      </w:pPr>
+      <w:r>
         <w:t xml:space="preserve">More details (from the SPEC)</w:t>
       </w:r>
     </w:p>
@@ -1704,7 +1889,20 @@
         <w:pStyle w:val="BodyText"/>
       </w:pPr>
       <w:r>
-        <w:t xml:space="preserve">The Spec agent runs on</w:t>
+        <w:t xml:space="preserve">The Spec agent runs as a draft author on</w:t>
+      </w:r>
+      <w:r>
+        <w:t xml:space="preserve"> </w:t>
+      </w:r>
+      <w:r>
+        <w:rPr>
+          <w:b/>
+          <w:bCs/>
+        </w:rPr>
+        <w:t xml:space="preserve">Opus 4.8</w:t>
+      </w:r>
+      <w:r>
+        <w:t xml:space="preserve">, the synthesis on</w:t>
       </w:r>
       <w:r>
         <w:t xml:space="preserve"> </w:t>
@@ -1717,22 +1915,43 @@
         <w:t xml:space="preserve">Fable 5</w:t>
       </w:r>
       <w:r>
-        <w:t xml:space="preserve"> </w:t>
-      </w:r>
-      <w:r>
-        <w:t xml:space="preserve">and has only the tools Read/Grep/Glob plus Write — the latter restricted to the directory</w:t>
-      </w:r>
-      <w:r>
-        <w:t xml:space="preserve"> </w:t>
-      </w:r>
-      <w:r>
-        <w:rPr>
-          <w:rStyle w:val="VerbatimChar"/>
-        </w:rPr>
-        <w:t xml:space="preserve">.adw/</w:t>
-      </w:r>
-      <w:r>
-        <w:t xml:space="preserve">. The issue arrives either as CLI text (</w:t>
+        <w:t xml:space="preserve">; both have only the tools Read/Grep/Glob plus Write — the latter restricted artifact-exactly (</w:t>
+      </w:r>
+      <w:r>
+        <w:rPr>
+          <w:rStyle w:val="VerbatimChar"/>
+        </w:rPr>
+        <w:t xml:space="preserve">.adw/spec.md</w:t>
+      </w:r>
+      <w:r>
+        <w:t xml:space="preserve">, for the synthesis additionally</w:t>
+      </w:r>
+      <w:r>
+        <w:t xml:space="preserve"> </w:t>
+      </w:r>
+      <w:r>
+        <w:rPr>
+          <w:rStyle w:val="VerbatimChar"/>
+        </w:rPr>
+        <w:t xml:space="preserve">.adw/spec-summary.md</w:t>
+      </w:r>
+      <w:r>
+        <w:t xml:space="preserve">). Codex writes its draft with</w:t>
+      </w:r>
+      <w:r>
+        <w:t xml:space="preserve"> </w:t>
+      </w:r>
+      <w:r>
+        <w:rPr>
+          <w:rStyle w:val="VerbatimChar"/>
+        </w:rPr>
+        <w:t xml:space="preserve">codex exec --sandbox read-only</w:t>
+      </w:r>
+      <w:r>
+        <w:t xml:space="preserve"> </w:t>
+      </w:r>
+      <w:r>
+        <w:t xml:space="preserve">and therefore returns the file content in marker blocks, which the orchestrator saves. The issue arrives either as CLI text (</w:t>
       </w:r>
       <w:r>
         <w:rPr>
@@ -1805,7 +2024,7 @@
         <w:t xml:space="preserve"> </w:t>
       </w:r>
       <w:r>
-        <w:t xml:space="preserve">on the feature branch — so it remains traceable what was built and reviewed against (traceability).</w:t>
+        <w:t xml:space="preserve">on the feature branch — so it remains traceable what was built and reviewed against (traceability); the drafts and the summary stay in the (gitignored) run folder.</w:t>
       </w:r>
     </w:p>
     <w:bookmarkEnd w:id="35"/>
@@ -1851,7 +2070,7 @@
         </w:numPr>
       </w:pPr>
       <w:r>
-        <w:t xml:space="preserve">The</w:t>
+        <w:t xml:space="preserve">Exactly the same two-step as in phase 1: the</w:t>
       </w:r>
       <w:r>
         <w:t xml:space="preserve"> </w:t>
@@ -1867,7 +2086,23 @@
         <w:t xml:space="preserve"> </w:t>
       </w:r>
       <w:r>
-        <w:t xml:space="preserve">(AI) turns the specification into a</w:t>
+        <w:t xml:space="preserve">(AI) and</w:t>
+      </w:r>
+      <w:r>
+        <w:t xml:space="preserve"> </w:t>
+      </w:r>
+      <w:r>
+        <w:rPr>
+          <w:b/>
+          <w:bCs/>
+        </w:rPr>
+        <w:t xml:space="preserve">Codex</w:t>
+      </w:r>
+      <w:r>
+        <w:t xml:space="preserve"> </w:t>
+      </w:r>
+      <w:r>
+        <w:t xml:space="preserve">each turn the specification into their own draft of a</w:t>
       </w:r>
       <w:r>
         <w:t xml:space="preserve"> </w:t>
@@ -1917,7 +2152,7 @@
         <w:t xml:space="preserve">.adw/contract.yaml</w:t>
       </w:r>
       <w:r>
-        <w:t xml:space="preserve">). The contract is like a binding</w:t>
+        <w:t xml:space="preserve">) — in parallel and independently. The contract is like a binding</w:t>
       </w:r>
       <w:r>
         <w:t xml:space="preserve"> </w:t>
@@ -1942,20 +2177,35 @@
         </w:numPr>
       </w:pPr>
       <w:r>
-        <w:t xml:space="preserve">The Codex reviewer checks plan and contract</w:t>
-      </w:r>
-      <w:r>
-        <w:t xml:space="preserve"> </w:t>
-      </w:r>
-      <w:r>
-        <w:rPr>
-          <w:b/>
-          <w:bCs/>
-        </w:rPr>
-        <w:t xml:space="preserve">together</w:t>
-      </w:r>
-      <w:r>
-        <w:t xml:space="preserve">, again in the loop until "ok" (same 5-round rule).</w:t>
+        <w:t xml:space="preserve">The</w:t>
+      </w:r>
+      <w:r>
+        <w:t xml:space="preserve"> </w:t>
+      </w:r>
+      <w:r>
+        <w:rPr>
+          <w:b/>
+          <w:bCs/>
+        </w:rPr>
+        <w:t xml:space="preserve">plan synthesis</w:t>
+      </w:r>
+      <w:r>
+        <w:t xml:space="preserve"> </w:t>
+      </w:r>
+      <w:r>
+        <w:t xml:space="preserve">merges both drafts into the final plan and contract and writes the summary</w:t>
+      </w:r>
+      <w:r>
+        <w:t xml:space="preserve"> </w:t>
+      </w:r>
+      <w:r>
+        <w:rPr>
+          <w:rStyle w:val="VerbatimChar"/>
+        </w:rPr>
+        <w:t xml:space="preserve">.adw/plan-summary.md</w:t>
+      </w:r>
+      <w:r>
+        <w:t xml:space="preserve">.</w:t>
       </w:r>
     </w:p>
     <w:p>
@@ -1967,6 +2217,31 @@
         </w:numPr>
       </w:pPr>
       <w:r>
+        <w:t xml:space="preserve">The Codex reviewer checks plan and contract</w:t>
+      </w:r>
+      <w:r>
+        <w:t xml:space="preserve"> </w:t>
+      </w:r>
+      <w:r>
+        <w:rPr>
+          <w:b/>
+          <w:bCs/>
+        </w:rPr>
+        <w:t xml:space="preserve">together</w:t>
+      </w:r>
+      <w:r>
+        <w:t xml:space="preserve">, again in the loop until "ok" (same 5-round rule).</w:t>
+      </w:r>
+    </w:p>
+    <w:p>
+      <w:pPr>
+        <w:pStyle w:val="Compact"/>
+        <w:numPr>
+          <w:ilvl w:val="0"/>
+          <w:numId w:val="1005"/>
+        </w:numPr>
+      </w:pPr>
+      <w:r>
         <w:rPr>
           <w:b/>
           <w:bCs/>
@@ -2006,7 +2281,7 @@
         <w:t xml:space="preserve"> </w:t>
       </w:r>
       <w:r>
-        <w:t xml:space="preserve">reads the plan and decides. Only the command</w:t>
+        <w:t xml:space="preserve">reads the summary and the plan and decides. Only the command</w:t>
       </w:r>
       <w:r>
         <w:t xml:space="preserve"> </w:t>
@@ -2104,7 +2379,20 @@
         <w:pStyle w:val="BodyText"/>
       </w:pPr>
       <w:r>
-        <w:t xml:space="preserve">The Plan agent also runs on</w:t>
+        <w:t xml:space="preserve">The Plan agent runs, like the spec draft author, on</w:t>
+      </w:r>
+      <w:r>
+        <w:t xml:space="preserve"> </w:t>
+      </w:r>
+      <w:r>
+        <w:rPr>
+          <w:b/>
+          <w:bCs/>
+        </w:rPr>
+        <w:t xml:space="preserve">Opus 4.8</w:t>
+      </w:r>
+      <w:r>
+        <w:t xml:space="preserve">, the plan synthesis on</w:t>
       </w:r>
       <w:r>
         <w:t xml:space="preserve"> </w:t>
@@ -2120,16 +2408,37 @@
         <w:t xml:space="preserve"> </w:t>
       </w:r>
       <w:r>
-        <w:t xml:space="preserve">with Read/Grep/Glob + Write (only</w:t>
-      </w:r>
-      <w:r>
-        <w:t xml:space="preserve"> </w:t>
-      </w:r>
-      <w:r>
-        <w:rPr>
-          <w:rStyle w:val="VerbatimChar"/>
-        </w:rPr>
-        <w:t xml:space="preserve">.adw/</w:t>
+        <w:t xml:space="preserve">— both with Read/Grep/Glob + Write, restricted artifact-exactly (</w:t>
+      </w:r>
+      <w:r>
+        <w:rPr>
+          <w:rStyle w:val="VerbatimChar"/>
+        </w:rPr>
+        <w:t xml:space="preserve">.adw/plan.md</w:t>
+      </w:r>
+      <w:r>
+        <w:t xml:space="preserve">,</w:t>
+      </w:r>
+      <w:r>
+        <w:t xml:space="preserve"> </w:t>
+      </w:r>
+      <w:r>
+        <w:rPr>
+          <w:rStyle w:val="VerbatimChar"/>
+        </w:rPr>
+        <w:t xml:space="preserve">.adw/contract.yaml</w:t>
+      </w:r>
+      <w:r>
+        <w:t xml:space="preserve">, for the synthesis additionally</w:t>
+      </w:r>
+      <w:r>
+        <w:t xml:space="preserve"> </w:t>
+      </w:r>
+      <w:r>
+        <w:rPr>
+          <w:rStyle w:val="VerbatimChar"/>
+        </w:rPr>
+        <w:t xml:space="preserve">.adw/plan-summary.md</w:t>
       </w:r>
       <w:r>
         <w:t xml:space="preserve">). The plan structures the work into</w:t>
@@ -4078,7 +4387,7 @@
         <w:t xml:space="preserve"> </w:t>
       </w:r>
       <w:r>
-        <w:t xml:space="preserve">A fixed program takes a task through seven stations — describing, planning (with human approval), building, integrating, two independent reviews, delivering — and lets AI work only where judgment is needed, while every loop has a limit, every finding has a fixed way back, and every abort has a report.</w:t>
+        <w:t xml:space="preserve">A fixed program takes a task through seven stations — describing and planning (each twice independently, merged into a best-of version, with human approval), building, integrating, two independent reviews, delivering — and lets AI work only where judgment is needed, while every loop has a limit, every finding has a fixed way back, and every abort has a report.</w:t>
       </w:r>
     </w:p>
     <w:bookmarkEnd w:id="55"/>
@@ -4182,7 +4491,7 @@
               <w:jc w:val="left"/>
             </w:pPr>
             <w:r>
-              <w:t xml:space="preserve">Spec agent</w:t>
+              <w:t xml:space="preserve">Spec agent (draft author)</w:t>
             </w:r>
           </w:p>
         </w:tc>
@@ -4194,7 +4503,7 @@
               <w:jc w:val="left"/>
             </w:pPr>
             <w:r>
-              <w:t xml:space="preserve">Fable 5</w:t>
+              <w:t xml:space="preserve">Opus 4.8</w:t>
             </w:r>
           </w:p>
         </w:tc>
@@ -4211,24 +4520,6 @@
             <w:r>
               <w:t xml:space="preserve"> </w:t>
             </w:r>
-            <w:r>
-              <w:rPr>
-                <w:rStyle w:val="VerbatimChar"/>
-              </w:rPr>
-              <w:t xml:space="preserve">.adw/</w:t>
-            </w:r>
-            <w:r>
-              <w:t xml:space="preserve">)</w:t>
-            </w:r>
-          </w:p>
-        </w:tc>
-        <w:tc>
-          <w:tcPr/>
-          <w:p>
-            <w:pPr>
-              <w:pStyle w:val="Compact"/>
-              <w:jc w:val="left"/>
-            </w:pPr>
             <w:r>
               <w:rPr>
                 <w:rStyle w:val="VerbatimChar"/>
@@ -4236,10 +4527,19 @@
               <w:t xml:space="preserve">.adw/spec.md</w:t>
             </w:r>
             <w:r>
-              <w:t xml:space="preserve"> </w:t>
-            </w:r>
-            <w:r>
-              <w:t xml:space="preserve">per template; never implements</w:t>
+              <w:t xml:space="preserve">)</w:t>
+            </w:r>
+          </w:p>
+        </w:tc>
+        <w:tc>
+          <w:tcPr/>
+          <w:p>
+            <w:pPr>
+              <w:pStyle w:val="Compact"/>
+              <w:jc w:val="left"/>
+            </w:pPr>
+            <w:r>
+              <w:t xml:space="preserve">Independent draft of the specification; never implements</w:t>
             </w:r>
           </w:p>
         </w:tc>
@@ -4253,7 +4553,7 @@
               <w:jc w:val="left"/>
             </w:pPr>
             <w:r>
-              <w:t xml:space="preserve">Plan agent</w:t>
+              <w:t xml:space="preserve">Plan agent (draft author)</w:t>
             </w:r>
           </w:p>
         </w:tc>
@@ -4265,7 +4565,7 @@
               <w:jc w:val="left"/>
             </w:pPr>
             <w:r>
-              <w:t xml:space="preserve">Fable 5</w:t>
+              <w:t xml:space="preserve">Opus 4.8</w:t>
             </w:r>
           </w:p>
         </w:tc>
@@ -4282,24 +4582,6 @@
             <w:r>
               <w:t xml:space="preserve"> </w:t>
             </w:r>
-            <w:r>
-              <w:rPr>
-                <w:rStyle w:val="VerbatimChar"/>
-              </w:rPr>
-              <w:t xml:space="preserve">.adw/</w:t>
-            </w:r>
-            <w:r>
-              <w:t xml:space="preserve">)</w:t>
-            </w:r>
-          </w:p>
-        </w:tc>
-        <w:tc>
-          <w:tcPr/>
-          <w:p>
-            <w:pPr>
-              <w:pStyle w:val="Compact"/>
-              <w:jc w:val="left"/>
-            </w:pPr>
             <w:r>
               <w:rPr>
                 <w:rStyle w:val="VerbatimChar"/>
@@ -4310,7 +4592,7 @@
               <w:t xml:space="preserve"> </w:t>
             </w:r>
             <w:r>
-              <w:t xml:space="preserve">(workstreams FE/BE) +</w:t>
+              <w:t xml:space="preserve">+</w:t>
             </w:r>
             <w:r>
               <w:t xml:space="preserve"> </w:t>
@@ -4321,6 +4603,187 @@
               </w:rPr>
               <w:t xml:space="preserve">.adw/contract.yaml</w:t>
             </w:r>
+            <w:r>
+              <w:t xml:space="preserve">)</w:t>
+            </w:r>
+          </w:p>
+        </w:tc>
+        <w:tc>
+          <w:tcPr/>
+          <w:p>
+            <w:pPr>
+              <w:pStyle w:val="Compact"/>
+              <w:jc w:val="left"/>
+            </w:pPr>
+            <w:r>
+              <w:t xml:space="preserve">Independent draft of plan (workstreams FE/BE) + contract</w:t>
+            </w:r>
+          </w:p>
+        </w:tc>
+      </w:tr>
+      <w:tr>
+        <w:tc>
+          <w:tcPr/>
+          <w:p>
+            <w:pPr>
+              <w:pStyle w:val="Compact"/>
+              <w:jc w:val="left"/>
+            </w:pPr>
+            <w:r>
+              <w:t xml:space="preserve">Spec synthesis</w:t>
+            </w:r>
+          </w:p>
+        </w:tc>
+        <w:tc>
+          <w:tcPr/>
+          <w:p>
+            <w:pPr>
+              <w:pStyle w:val="Compact"/>
+              <w:jc w:val="left"/>
+            </w:pPr>
+            <w:r>
+              <w:t xml:space="preserve">Fable 5</w:t>
+            </w:r>
+          </w:p>
+        </w:tc>
+        <w:tc>
+          <w:tcPr/>
+          <w:p>
+            <w:pPr>
+              <w:pStyle w:val="Compact"/>
+              <w:jc w:val="left"/>
+            </w:pPr>
+            <w:r>
+              <w:t xml:space="preserve">Read/Grep/Glob + Write (only</w:t>
+            </w:r>
+            <w:r>
+              <w:t xml:space="preserve"> </w:t>
+            </w:r>
+            <w:r>
+              <w:rPr>
+                <w:rStyle w:val="VerbatimChar"/>
+              </w:rPr>
+              <w:t xml:space="preserve">.adw/spec.md</w:t>
+            </w:r>
+            <w:r>
+              <w:t xml:space="preserve"> </w:t>
+            </w:r>
+            <w:r>
+              <w:t xml:space="preserve">+</w:t>
+            </w:r>
+            <w:r>
+              <w:t xml:space="preserve"> </w:t>
+            </w:r>
+            <w:r>
+              <w:rPr>
+                <w:rStyle w:val="VerbatimChar"/>
+              </w:rPr>
+              <w:t xml:space="preserve">.adw/spec-summary.md</w:t>
+            </w:r>
+            <w:r>
+              <w:t xml:space="preserve">)</w:t>
+            </w:r>
+          </w:p>
+        </w:tc>
+        <w:tc>
+          <w:tcPr/>
+          <w:p>
+            <w:pPr>
+              <w:pStyle w:val="Compact"/>
+              <w:jc w:val="left"/>
+            </w:pPr>
+            <w:r>
+              <w:t xml:space="preserve">Best-of merge of both spec drafts + summary for the approval gate</w:t>
+            </w:r>
+          </w:p>
+        </w:tc>
+      </w:tr>
+      <w:tr>
+        <w:tc>
+          <w:tcPr/>
+          <w:p>
+            <w:pPr>
+              <w:pStyle w:val="Compact"/>
+              <w:jc w:val="left"/>
+            </w:pPr>
+            <w:r>
+              <w:t xml:space="preserve">Plan synthesis</w:t>
+            </w:r>
+          </w:p>
+        </w:tc>
+        <w:tc>
+          <w:tcPr/>
+          <w:p>
+            <w:pPr>
+              <w:pStyle w:val="Compact"/>
+              <w:jc w:val="left"/>
+            </w:pPr>
+            <w:r>
+              <w:t xml:space="preserve">Fable 5</w:t>
+            </w:r>
+          </w:p>
+        </w:tc>
+        <w:tc>
+          <w:tcPr/>
+          <w:p>
+            <w:pPr>
+              <w:pStyle w:val="Compact"/>
+              <w:jc w:val="left"/>
+            </w:pPr>
+            <w:r>
+              <w:t xml:space="preserve">Read/Grep/Glob + Write (only</w:t>
+            </w:r>
+            <w:r>
+              <w:t xml:space="preserve"> </w:t>
+            </w:r>
+            <w:r>
+              <w:rPr>
+                <w:rStyle w:val="VerbatimChar"/>
+              </w:rPr>
+              <w:t xml:space="preserve">.adw/plan.md</w:t>
+            </w:r>
+            <w:r>
+              <w:t xml:space="preserve">,</w:t>
+            </w:r>
+            <w:r>
+              <w:t xml:space="preserve"> </w:t>
+            </w:r>
+            <w:r>
+              <w:rPr>
+                <w:rStyle w:val="VerbatimChar"/>
+              </w:rPr>
+              <w:t xml:space="preserve">.adw/contract.yaml</w:t>
+            </w:r>
+            <w:r>
+              <w:t xml:space="preserve"> </w:t>
+            </w:r>
+            <w:r>
+              <w:t xml:space="preserve">+</w:t>
+            </w:r>
+            <w:r>
+              <w:t xml:space="preserve"> </w:t>
+            </w:r>
+            <w:r>
+              <w:rPr>
+                <w:rStyle w:val="VerbatimChar"/>
+              </w:rPr>
+              <w:t xml:space="preserve">.adw/plan-summary.md</w:t>
+            </w:r>
+            <w:r>
+              <w:t xml:space="preserve">)</w:t>
+            </w:r>
+          </w:p>
+        </w:tc>
+        <w:tc>
+          <w:tcPr/>
+          <w:p>
+            <w:pPr>
+              <w:pStyle w:val="Compact"/>
+              <w:jc w:val="left"/>
+            </w:pPr>
+            <w:r>
+              <w:t xml:space="preserve">Best-of merge of both plan/contract drafts + summary</w:t>
+            </w:r>
           </w:p>
         </w:tc>
       </w:tr>
@@ -4398,7 +4861,7 @@
               <w:jc w:val="left"/>
             </w:pPr>
             <w:r>
-              <w:t xml:space="preserve">Codex reviewer</w:t>
+              <w:t xml:space="preserve">Codex</w:t>
             </w:r>
           </w:p>
         </w:tc>
@@ -4437,7 +4900,23 @@
               <w:jc w:val="left"/>
             </w:pPr>
             <w:r>
-              <w:t xml:space="preserve">Reviews of spec, plan, code; findings +</w:t>
+              <w:t xml:space="preserve">Second draft author of spec and plan</w:t>
+            </w:r>
+            <w:r>
+              <w:t xml:space="preserve"> </w:t>
+            </w:r>
+            <w:r>
+              <w:rPr>
+                <w:i/>
+                <w:iCs/>
+              </w:rPr>
+              <w:t xml:space="preserve">and</w:t>
+            </w:r>
+            <w:r>
+              <w:t xml:space="preserve"> </w:t>
+            </w:r>
+            <w:r>
+              <w:t xml:space="preserve">reviewer of spec, plan, code; findings +</w:t>
             </w:r>
             <w:r>
               <w:t xml:space="preserve"> </w:t>
@@ -4623,7 +5102,7 @@
         <w:t xml:space="preserve"> </w:t>
       </w:r>
       <w:r>
-        <w:t xml:space="preserve">Fable 5 only for spec/plan/final review (thinking, broad); Opus builds (deep); Sonnet 5 triages (workhorse).</w:t>
+        <w:t xml:space="preserve">Opus writes the spec/plan drafts and builds (deep); Fable 5 merges the drafts and does the final review (thinking, broad); Sonnet 5 triages (workhorse).</w:t>
       </w:r>
     </w:p>
     <w:p>
@@ -5374,6 +5853,38 @@
       </w:r>
       <w:r>
         <w:t xml:space="preserve">should be built — including what is explicitly not in scope.</w:t>
+      </w:r>
+    </w:p>
+    <w:p>
+      <w:pPr>
+        <w:pStyle w:val="DefinitionTerm"/>
+      </w:pPr>
+      <w:r>
+        <w:t xml:space="preserve">Draft</w:t>
+      </w:r>
+    </w:p>
+    <w:p>
+      <w:pPr>
+        <w:pStyle w:val="Definition"/>
+      </w:pPr>
+      <w:r>
+        <w:t xml:space="preserve">One of the two independent first versions of spec or plan — one written by the Claude agent, one by Codex, in parallel and without knowledge of each other.</w:t>
+      </w:r>
+    </w:p>
+    <w:p>
+      <w:pPr>
+        <w:pStyle w:val="DefinitionTerm"/>
+      </w:pPr>
+      <w:r>
+        <w:t xml:space="preserve">Synthesis</w:t>
+      </w:r>
+    </w:p>
+    <w:p>
+      <w:pPr>
+        <w:pStyle w:val="Definition"/>
+      </w:pPr>
+      <w:r>
+        <w:t xml:space="preserve">The AI that makes ONE best-of version out of both drafts and writes the short summary for the approval stop.</w:t>
       </w:r>
     </w:p>
     <w:p>

--- a/docs/handbuch/ADW-CONTROL-FLOW-HANDOUT.docx
+++ b/docs/handbuch/ADW-CONTROL-FLOW-HANDOUT.docx
@@ -2633,6 +2633,85 @@
         </w:numPr>
       </w:pPr>
       <w:r>
+        <w:t xml:space="preserve">If the project has marked a Gate as a</w:t>
+      </w:r>
+      <w:r>
+        <w:t xml:space="preserve"> </w:t>
+      </w:r>
+      <w:r>
+        <w:rPr>
+          <w:b/>
+          <w:bCs/>
+        </w:rPr>
+        <w:t xml:space="preserve">test-first Gate</w:t>
+      </w:r>
+      <w:r>
+        <w:t xml:space="preserve"> </w:t>
+      </w:r>
+      <w:r>
+        <w:t xml:space="preserve">(</w:t>
+      </w:r>
+      <w:r>
+        <w:rPr>
+          <w:rStyle w:val="VerbatimChar"/>
+        </w:rPr>
+        <w:t xml:space="preserve">tdd: true</w:t>
+      </w:r>
+      <w:r>
+        <w:t xml:space="preserve">, typically the test suite), the lane starts with the</w:t>
+      </w:r>
+      <w:r>
+        <w:t xml:space="preserve"> </w:t>
+      </w:r>
+      <w:r>
+        <w:rPr>
+          <w:b/>
+          <w:bCs/>
+        </w:rPr>
+        <w:t xml:space="preserve">RED stage</w:t>
+      </w:r>
+      <w:r>
+        <w:t xml:space="preserve">: the Build agent first writes</w:t>
+      </w:r>
+      <w:r>
+        <w:t xml:space="preserve"> </w:t>
+      </w:r>
+      <w:r>
+        <w:rPr>
+          <w:b/>
+          <w:bCs/>
+        </w:rPr>
+        <w:t xml:space="preserve">only the tests</w:t>
+      </w:r>
+      <w:r>
+        <w:t xml:space="preserve"> </w:t>
+      </w:r>
+      <w:r>
+        <w:t xml:space="preserve">— no production code at all. Then the orchestrator itself runs exactly those marked Gates.</w:t>
+      </w:r>
+      <w:r>
+        <w:t xml:space="preserve"> </w:t>
+      </w:r>
+      <w:r>
+        <w:rPr>
+          <w:b/>
+          <w:bCs/>
+        </w:rPr>
+        <w:t xml:space="preserve">At least one of them has to be red</w:t>
+      </w:r>
+      <w:r>
+        <w:t xml:space="preserve">: that is the proof that the tests really demand something that does not exist yet. All green before the first line of code means either that the tests measure nothing or that the requested behavior already exists — the run stops and hands over to the human. Nobody is being taken at their word here: it is the control flow, not the AI, that establishes the proof.</w:t>
+      </w:r>
+    </w:p>
+    <w:p>
+      <w:pPr>
+        <w:pStyle w:val="Compact"/>
+        <w:numPr>
+          <w:ilvl w:val="0"/>
+          <w:numId w:val="1006"/>
+        </w:numPr>
+      </w:pPr>
+      <w:r>
         <w:t xml:space="preserve">In each lane, the</w:t>
       </w:r>
       <w:r>
@@ -2665,7 +2744,23 @@
         <w:t xml:space="preserve"> </w:t>
       </w:r>
       <w:r>
-        <w:t xml:space="preserve">(AI) writes code — strictly following plan and contract. Then the</w:t>
+        <w:t xml:space="preserve">(AI) writes code — strictly following plan and contract; after a proven RED it continues in the</w:t>
+      </w:r>
+      <w:r>
+        <w:t xml:space="preserve"> </w:t>
+      </w:r>
+      <w:r>
+        <w:rPr>
+          <w:b/>
+          <w:bCs/>
+        </w:rPr>
+        <w:t xml:space="preserve">same session</w:t>
+      </w:r>
+      <w:r>
+        <w:t xml:space="preserve"> </w:t>
+      </w:r>
+      <w:r>
+        <w:t xml:space="preserve">and knows exactly which tests it has to turn green. Then the</w:t>
       </w:r>
       <w:r>
         <w:t xml:space="preserve"> </w:t>
@@ -2726,7 +2821,7 @@
         <w:t xml:space="preserve"> </w:t>
       </w:r>
       <w:r>
-        <w:t xml:space="preserve">— after that, escalation report, abort, human takes over.</w:t>
+        <w:t xml:space="preserve">(the RED check does not use up any of those attempts) — after that, escalation report, abort, human takes over.</w:t>
       </w:r>
     </w:p>
     <w:tbl>
@@ -2757,7 +2852,7 @@
                     <a:graphicData uri="http://schemas.openxmlformats.org/drawingml/2006/picture">
                       <pic:pic>
                         <pic:nvPicPr>
-                          <pic:cNvPr descr="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" id="41" name="Picture"/>
+                          <pic:cNvPr descr="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" id="41" name="Picture"/>
                           <pic:cNvPicPr>
                             <a:picLocks noChangeArrowheads="1" noChangeAspect="1"/>
                           </pic:cNvPicPr>
@@ -4130,6 +4225,45 @@
             </w:pPr>
             <w:r>
               <w:t xml:space="preserve">Phase 3: max. 10 fix iterations · Phase 4: max. 10 rounds · Phase 5: max. 5 review rounds · Phase 6: max. 3 cycles · Phase 7: max. 45 min waiting</w:t>
+            </w:r>
+          </w:p>
+        </w:tc>
+      </w:tr>
+      <w:tr>
+        <w:tc>
+          <w:tcPr/>
+          <w:p>
+            <w:pPr>
+              <w:pStyle w:val="Compact"/>
+              <w:jc w:val="left"/>
+            </w:pPr>
+            <w:r>
+              <w:rPr>
+                <w:b/>
+                <w:bCs/>
+              </w:rPr>
+              <w:t xml:space="preserve">Proof instead of a claim (RED)</w:t>
+            </w:r>
+          </w:p>
+        </w:tc>
+        <w:tc>
+          <w:tcPr/>
+          <w:p>
+            <w:pPr>
+              <w:pStyle w:val="Compact"/>
+              <w:jc w:val="left"/>
+            </w:pPr>
+            <w:r>
+              <w:t xml:space="preserve">With a test-first Gate (</w:t>
+            </w:r>
+            <w:r>
+              <w:rPr>
+                <w:rStyle w:val="VerbatimChar"/>
+              </w:rPr>
+              <w:t xml:space="preserve">tdd: true</w:t>
+            </w:r>
+            <w:r>
+              <w:t xml:space="preserve">), the control flow itself establishes that the marked Gates fail after the test-only pass, before the implementation starts — and only accepts green Gates while those tests are still there</w:t>
             </w:r>
           </w:p>
         </w:tc>
